--- a/products-storage/04-polnyy-komplekt-pto/01-30-bazovye-pakety/07-uderzhaniya-shtrafy-zachety/03-vozrazhenie-na-zachet.docx
+++ b/products-storage/04-polnyy-komplekt-pto/01-30-bazovye-pakety/07-uderzhaniya-shtrafy-zachety/03-vozrazhenie-na-zachet.docx
@@ -76,7 +76,7 @@
     </w:p>
     <w:p>
       <w:r>
-        <w:t xml:space="preserve">   Согласно ст. 410 ГК РФ зачет встречных однородных требований допускается при заявлении одной стороны. Однако в договоре подряда стороны могут ограничить или исключить такое право.</w:t>
+        <w:t xml:space="preserve">   Согласно ст. 410 ГК РФ зачет встречных однородных требований допускается при заявлении одной стороны. Однако в договоре подряда стороны могут ограничить или исключить такое право (ст. 411 ГК РФ: зачёт не допускается в случаях, предусмотренных законом или договором).</w:t>
       </w:r>
     </w:p>
     <w:p/>
